--- a/documents/Haverton Recruitment/4 Forms/Client Vacancy Brief.docx
+++ b/documents/Haverton Recruitment/4 Forms/Client Vacancy Brief.docx
@@ -2039,7 +2039,7 @@
         <w:sz w:val="16"/>
         <w:szCs w:val="16"/>
       </w:rPr>
-      <w:t xml:space="preserve">Form | Version 1.0 | September 2026 | Page </w:t>
+      <w:t xml:space="preserve">Form | Version 1.1 | September 2026 | Page </w:t>
     </w:r>
     <w:r>
       <w:rPr>
